--- a/喵呜乐消消_关卡生成重构方案.docx
+++ b/喵呜乐消消_关卡生成重构方案.docx
@@ -212,6 +212,10 @@
           <w:p>
             <w:pPr>
               <w:spacing w:before="40" w:after="40"/>
+              <w:rPr>
+                <w:rFonts w:hint="default" w:eastAsia="宋体"/>
+                <w:lang w:val="en-US" w:eastAsia="zh-CN"/>
+              </w:rPr>
             </w:pPr>
             <w:r>
               <w:rPr>
@@ -222,6 +226,18 @@
               </w:rPr>
               <w:t>新版：从终态反向构造 → 天然 100% 有解，isSolvable() 降级为开发期告警。</w:t>
             </w:r>
+            <w:r>
+              <w:rPr>
+                <w:rFonts w:hint="eastAsia" w:eastAsia="宋体" w:cs="Arial"/>
+                <w:color w:val="0F172A"/>
+                <w:sz w:val="22"/>
+                <w:szCs w:val="22"/>
+                <w:lang w:val="en-US" w:eastAsia="zh-CN"/>
+              </w:rPr>
+              <w:t>完全移除</w:t>
+            </w:r>
+            <w:bookmarkStart w:id="0" w:name="_GoBack"/>
+            <w:bookmarkEnd w:id="0"/>
           </w:p>
           <w:p>
             <w:pPr>
